--- a/분석/1부9화_La_vedova_del_quinto_piano_분석.docx
+++ b/분석/1부9화_La_vedova_del_quinto_piano_분석.docx
@@ -1305,7 +1305,7 @@
           <w:color w:val="1A1A1A"/>
           <w:sz w:val="22"/>
         </w:rPr>
-        <w:t xml:space="preserve">   Ci sono mille modi, purtroppo. Vediamo quale è questo.</w:t>
+        <w:t xml:space="preserve">   Ci sono mille modi, purtroppo. Vediamo qual è questo.</w:t>
       </w:r>
     </w:p>
     <w:p>
@@ -1397,7 +1397,7 @@
           <w:color w:val="262626"/>
           <w:sz w:val="18"/>
         </w:rPr>
-        <w:t xml:space="preserve"> — 동사 vedere(보다) 직설법 현재/명령법 1인칭 복수 '봅시다'</w:t>
+        <w:t xml:space="preserve"> — 동사 vedere 1인칭 복수 '봅시다'</w:t>
       </w:r>
       <w:r>
         <w:rPr>
@@ -1413,15 +1413,15 @@
           <w:color w:val="262626"/>
           <w:sz w:val="18"/>
         </w:rPr>
-        <w:t>purtroppo</w:t>
-      </w:r>
-      <w:r>
-        <w:rPr>
-          <w:b w:val="0"/>
-          <w:color w:val="262626"/>
-          <w:sz w:val="18"/>
-        </w:rPr>
-        <w:t xml:space="preserve"> — 부사 · 유감스럽게도</w:t>
+        <w:t>qual è</w:t>
+      </w:r>
+      <w:r>
+        <w:rPr>
+          <w:b w:val="0"/>
+          <w:color w:val="262626"/>
+          <w:sz w:val="18"/>
+        </w:rPr>
+        <w:t xml:space="preserve"> — quale + è — 아포스트로피 없이 씀</w:t>
       </w:r>
     </w:p>
     <w:p>
@@ -1444,7 +1444,7 @@
           <w:color w:val="262626"/>
           <w:sz w:val="18"/>
         </w:rPr>
-        <w:t>c'è + 단수 / ci sono + 복수: mille modi(복수) → ci sono. 1인칭 복수 명령형은 직설법 현재와 같은 형태(vediamo = '보자').</w:t>
+        <w:t>c'è + 단수 / ci sono + 복수. qual è는 어미 절단(troncamento)이므로 아포스트로피를 쓰지 않는다(qual'è는 틀림).</w:t>
       </w:r>
     </w:p>
     <w:p>
@@ -1467,7 +1467,7 @@
           <w:color w:val="262626"/>
           <w:sz w:val="18"/>
         </w:rPr>
-        <w:t>mille modi: '천 가지 방법 = 아주 많은 방법'의 과장. 'quale è questo'는 보통 qual è로 쓰며, 여기선 강조해서 끊어 읽은 형태.</w:t>
+        <w:t>mille modi: '아주 많은 방법'의 과장.</w:t>
       </w:r>
     </w:p>
     <w:p>
@@ -1490,7 +1490,7 @@
           <w:color w:val="262626"/>
           <w:sz w:val="18"/>
         </w:rPr>
-        <w:t>직설법 현재(Indicativo presente) — 일반적 사실(ci sono). 명령법(Imperativo) 1인칭 복수(vediamo) — 제안.</w:t>
+        <w:t>직설법 현재(Indicativo presente) / 명령법(Imperativo) 1인칭 복수(vediamo) — 제안.</w:t>
       </w:r>
     </w:p>
     <w:p>
@@ -2481,7 +2481,7 @@
           <w:color w:val="1A1A1A"/>
           <w:sz w:val="22"/>
         </w:rPr>
-        <w:t xml:space="preserve">   Nessun disturbo, Iolanda. Sedetevi, che vi porto qualcosa.</w:t>
+        <w:t xml:space="preserve">   Nessun disturbo, Iolanda. Siediti, che ti porto qualcosa.</w:t>
       </w:r>
     </w:p>
     <w:p>
@@ -2517,15 +2517,15 @@
           <w:color w:val="262626"/>
           <w:sz w:val="18"/>
         </w:rPr>
-        <w:t>sedetevi</w:t>
-      </w:r>
-      <w:r>
-        <w:rPr>
-          <w:b w:val="0"/>
-          <w:color w:val="262626"/>
-          <w:sz w:val="18"/>
-        </w:rPr>
-        <w:t xml:space="preserve"> — 동사 sedersi(앉다) 명령법 2인칭 복수 + 재귀 vi</w:t>
+        <w:t>siediti</w:t>
+      </w:r>
+      <w:r>
+        <w:rPr>
+          <w:b w:val="0"/>
+          <w:color w:val="262626"/>
+          <w:sz w:val="18"/>
+        </w:rPr>
+        <w:t xml:space="preserve"> — 동사 sedersi(앉다) 명령법 2인칭 단수 + 재귀 ti</w:t>
       </w:r>
       <w:r>
         <w:rPr>
@@ -2596,7 +2596,7 @@
           <w:color w:val="262626"/>
           <w:sz w:val="18"/>
         </w:rPr>
-        <w:t>tu/voi 긍정 명령형에서는 대명사가 뒤에 붙는다: sedete + vi → sedetevi. che는 구어에서 perché '~하니까'의 의미로 쓰인다.</w:t>
+        <w:t>tu 긍정 명령형에서는 대명사가 뒤에 붙는다: siedi + ti → siediti. che는 구어에서 '~하니까'.</w:t>
       </w:r>
     </w:p>
     <w:p>
@@ -2619,7 +2619,7 @@
           <w:color w:val="262626"/>
           <w:sz w:val="18"/>
         </w:rPr>
-        <w:t>Nessun disturbo: '폐라니요, 전혀요' — Scusate il disturbo에 대한 정형 대답. nessuno는 남성 명사 앞에서 nessun.</w:t>
+        <w:t>Nessun disturbo: '폐라니요, 전혀요' — Scusate il disturbo에 대한 정형 대답. 남성 명사 앞에서 nessun.</w:t>
       </w:r>
     </w:p>
     <w:p>
@@ -2642,7 +2642,7 @@
           <w:color w:val="262626"/>
           <w:sz w:val="18"/>
         </w:rPr>
-        <w:t>명령법(Imperativo) 2인칭 복수(sedetevi). 직설법 현재(Indicativo presente)(porto) — 곧 할 행동을 현재형으로.</w:t>
+        <w:t>명령법(Imperativo) 2인칭 단수 / 직설법 현재(Indicativo presente) — 곧 할 행동.</w:t>
       </w:r>
     </w:p>
     <w:p>
@@ -6090,7 +6090,7 @@
           <w:color w:val="1A1A1A"/>
           <w:sz w:val="22"/>
         </w:rPr>
-        <w:t xml:space="preserve">   Trentadue mila euro. Tutti i miei risparmi.</w:t>
+        <w:t xml:space="preserve">   Trentaduemila euro. Tutti i miei risparmi.</w:t>
       </w:r>
     </w:p>
     <w:p>
@@ -6126,15 +6126,15 @@
           <w:color w:val="262626"/>
           <w:sz w:val="18"/>
         </w:rPr>
-        <w:t>mila</w:t>
-      </w:r>
-      <w:r>
-        <w:rPr>
-          <w:b w:val="0"/>
-          <w:color w:val="262626"/>
-          <w:sz w:val="18"/>
-        </w:rPr>
-        <w:t xml:space="preserve"> — 수사 · mille의 복수형 (trentaduemila)</w:t>
+        <w:t>trentaduemila</w:t>
+      </w:r>
+      <w:r>
+        <w:rPr>
+          <w:b w:val="0"/>
+          <w:color w:val="262626"/>
+          <w:sz w:val="18"/>
+        </w:rPr>
+        <w:t xml:space="preserve"> — 수사 · 32,000 (mille의 복수 mila를 붙여 씀)</w:t>
       </w:r>
       <w:r>
         <w:rPr>
@@ -6158,7 +6158,7 @@
           <w:color w:val="262626"/>
           <w:sz w:val="18"/>
         </w:rPr>
-        <w:t xml:space="preserve"> — 명사(남) · 유로 (불변: 단·복수 동형)</w:t>
+        <w:t xml:space="preserve"> — 명사(남) · 유로 (불변)</w:t>
       </w:r>
       <w:r>
         <w:rPr>
@@ -6205,7 +6205,7 @@
           <w:color w:val="262626"/>
           <w:sz w:val="18"/>
         </w:rPr>
-        <w:t>tutto + 정관사 + 명사: tutti i miei risparmi. mille의 복수는 mila(duemila, trentaduemila). euro는 복수에도 형태 불변.</w:t>
+        <w:t>이탈리아어 수사는 한 단어로 붙여 쓴다: duemila, trentaduemila. euro는 복수에도 형태 불변. tutti i miei risparmi: tutto + 정관사 + 명사.</w:t>
       </w:r>
     </w:p>
     <w:p>
@@ -10639,7 +10639,7 @@
           <w:color w:val="1A1A1A"/>
           <w:sz w:val="22"/>
         </w:rPr>
-        <w:t xml:space="preserve">   Va bene, per ora. Ma resto vicino a lei.</w:t>
+        <w:t xml:space="preserve">   Va bene, per ora. Ma la tengo d'occhio.</w:t>
       </w:r>
     </w:p>
     <w:p>
@@ -10699,15 +10699,15 @@
           <w:color w:val="262626"/>
           <w:sz w:val="18"/>
         </w:rPr>
-        <w:t>resto</w:t>
-      </w:r>
-      <w:r>
-        <w:rPr>
-          <w:b w:val="0"/>
-          <w:color w:val="262626"/>
-          <w:sz w:val="18"/>
-        </w:rPr>
-        <w:t xml:space="preserve"> — 동사 restare(머무르다) 직설법 현재 1인칭 단수</w:t>
+        <w:t>tengo</w:t>
+      </w:r>
+      <w:r>
+        <w:rPr>
+          <w:b w:val="0"/>
+          <w:color w:val="262626"/>
+          <w:sz w:val="18"/>
+        </w:rPr>
+        <w:t xml:space="preserve"> — 동사 tenere 직설법 현재 1인칭 단수(불규칙)</w:t>
       </w:r>
       <w:r>
         <w:rPr>
@@ -10723,15 +10723,15 @@
           <w:color w:val="262626"/>
           <w:sz w:val="18"/>
         </w:rPr>
-        <w:t>vicino</w:t>
-      </w:r>
-      <w:r>
-        <w:rPr>
-          <w:b w:val="0"/>
-          <w:color w:val="262626"/>
-          <w:sz w:val="18"/>
-        </w:rPr>
-        <w:t xml:space="preserve"> — 부사 · 가까이 / vicino a + 사람 = ~ 곁에</w:t>
+        <w:t>la</w:t>
+      </w:r>
+      <w:r>
+        <w:rPr>
+          <w:b w:val="0"/>
+          <w:color w:val="262626"/>
+          <w:sz w:val="18"/>
+        </w:rPr>
+        <w:t xml:space="preserve"> — 직접목적 대명사 · 당신을(Lei 존칭)</w:t>
       </w:r>
     </w:p>
     <w:p>
@@ -10754,7 +10754,7 @@
           <w:color w:val="262626"/>
           <w:sz w:val="18"/>
         </w:rPr>
-        <w:t>vicino a + 강세 대명사: vicino a lei '그녀(이올란다) 곁에' — 문맥상 Lei(당신) 가까이로도 읽힐 수 있다.</w:t>
+        <w:t>tenere d'occhio qualcuno: '~를 주시하다'. 존칭 목적어 La는 동사 앞.</w:t>
       </w:r>
     </w:p>
     <w:p>
@@ -10777,7 +10777,7 @@
           <w:color w:val="262626"/>
           <w:sz w:val="18"/>
         </w:rPr>
-        <w:t>Va bene, per ora. Ma...: 조건부 수락 — '일단은 좋소, 하지만 지켜보겠소'.</w:t>
+        <w:t>Va bene, per ora. Ma...: 조건부 수락 — '일단은 좋아요, 하지만 지켜보겠어요'.</w:t>
       </w:r>
     </w:p>
     <w:p>
@@ -11369,19 +11369,6 @@
     </w:p>
     <w:p>
       <w:pPr>
-        <w:spacing w:before="400" w:after="160"/>
-      </w:pPr>
-      <w:r>
-        <w:rPr>
-          <w:b/>
-          <w:color w:val="1F3864"/>
-          <w:sz w:val="24"/>
-        </w:rPr>
-        <w:t>장면을 잘 관찰할 만큼 오래됐어요, 소피아.</w:t>
-      </w:r>
-    </w:p>
-    <w:p>
-      <w:pPr>
         <w:spacing w:before="200" w:after="20"/>
       </w:pPr>
       <w:r>
@@ -12532,7 +12519,7 @@
           <w:color w:val="1A1A1A"/>
           <w:sz w:val="22"/>
         </w:rPr>
-        <w:t xml:space="preserve">   IT rossi, poi tanti numeri, un codice banca strano.</w:t>
+        <w:t xml:space="preserve">   Inizia con IT, poi tanti numeri. Il codice banca è strano.</w:t>
       </w:r>
     </w:p>
     <w:p>
@@ -12545,7 +12532,7 @@
           <w:color w:val="808080"/>
           <w:sz w:val="18"/>
         </w:rPr>
-        <w:t>IT로 시작하고, 숫자가 많고, 은행 코드가 이상하네요.</w:t>
+        <w:t>IT로 시작하고, 숫자가 잔뜩이고요. 은행 코드가 이상하네요.</w:t>
       </w:r>
     </w:p>
     <w:p>
@@ -12568,15 +12555,15 @@
           <w:color w:val="262626"/>
           <w:sz w:val="18"/>
         </w:rPr>
-        <w:t>rossi</w:t>
-      </w:r>
-      <w:r>
-        <w:rPr>
-          <w:b w:val="0"/>
-          <w:color w:val="262626"/>
-          <w:sz w:val="18"/>
-        </w:rPr>
-        <w:t xml:space="preserve"> — 형용사 rosso · 남성 복수 (생략된 글자·숫자에 일치)</w:t>
+        <w:t>inizia</w:t>
+      </w:r>
+      <w:r>
+        <w:rPr>
+          <w:b w:val="0"/>
+          <w:color w:val="262626"/>
+          <w:sz w:val="18"/>
+        </w:rPr>
+        <w:t xml:space="preserve"> — 동사 iniziare(시작하다) 직설법 현재 3인칭 단수</w:t>
       </w:r>
       <w:r>
         <w:rPr>
@@ -12648,7 +12635,7 @@
           <w:color w:val="262626"/>
           <w:sz w:val="18"/>
         </w:rPr>
-        <w:t xml:space="preserve"> — 형용사 · 이상한 (남성 단수)</w:t>
+        <w:t xml:space="preserve"> — 형용사 · 이상한(남성 단수)</w:t>
       </w:r>
     </w:p>
     <w:p>
@@ -12671,7 +12658,7 @@
           <w:color w:val="262626"/>
           <w:sz w:val="18"/>
         </w:rPr>
-        <w:t>형용사는 보통 명사 뒤: codice banca strano. tanti numeri: tanto가 형용사로 명사에 일치(남성 복수).</w:t>
+        <w:t>iniziare con + 명사: '~로 시작하다'. 주어(l'IBAN)는 생략. tanti numeri: tanto가 형용사로 명사에 일치(남성 복수). codice banca: 명사+명사 결합.</w:t>
       </w:r>
     </w:p>
     <w:p>
@@ -12694,7 +12681,7 @@
           <w:color w:val="262626"/>
           <w:sz w:val="18"/>
         </w:rPr>
-        <w:t>IBAN을 읽어 내려가는 중얼거림 — 이탈리아 IBAN은 IT로 시작하고 은행 코드(ABI)가 들어 있다.</w:t>
+        <w:t>IBAN을 읽어 내려가는 말투 — 이탈리아 IBAN은 IT로 시작하고 은행 코드(ABI)가 들어 있다.</w:t>
       </w:r>
     </w:p>
     <w:p>
@@ -12717,7 +12704,7 @@
           <w:color w:val="262626"/>
           <w:sz w:val="18"/>
         </w:rPr>
-        <w:t>동사 없음(명사문·감탄) — 읽으며 나열.</w:t>
+        <w:t>직설법 현재(Indicativo presente) — 눈앞의 서류를 묘사.</w:t>
       </w:r>
     </w:p>
     <w:p>
@@ -16353,7 +16340,7 @@
           <w:color w:val="1A1A1A"/>
           <w:sz w:val="22"/>
         </w:rPr>
-        <w:t xml:space="preserve">   Lei parla come chi ha visto questo prima.</w:t>
+        <w:t xml:space="preserve">   Lei parla come chi ha già visto cose simili.</w:t>
       </w:r>
     </w:p>
     <w:p>
@@ -16445,7 +16432,31 @@
           <w:color w:val="262626"/>
           <w:sz w:val="18"/>
         </w:rPr>
-        <w:t xml:space="preserve"> — 동사 vedere 직설법 근과거 3인칭 단수 (과거분사 visto)</w:t>
+        <w:t xml:space="preserve"> — 동사 vedere 근과거 3인칭 단수</w:t>
+      </w:r>
+      <w:r>
+        <w:rPr>
+          <w:b w:val="0"/>
+          <w:color w:val="262626"/>
+          <w:sz w:val="18"/>
+        </w:rPr>
+        <w:t xml:space="preserve"> · </w:t>
+      </w:r>
+      <w:r>
+        <w:rPr>
+          <w:b/>
+          <w:color w:val="262626"/>
+          <w:sz w:val="18"/>
+        </w:rPr>
+        <w:t>simili</w:t>
+      </w:r>
+      <w:r>
+        <w:rPr>
+          <w:b w:val="0"/>
+          <w:color w:val="262626"/>
+          <w:sz w:val="18"/>
+        </w:rPr>
+        <w:t xml:space="preserve"> — 형용사 simile의 복수 · 비슷한</w:t>
       </w:r>
     </w:p>
     <w:p>
@@ -16468,7 +16479,7 @@
           <w:color w:val="262626"/>
           <w:sz w:val="18"/>
         </w:rPr>
-        <w:t>chi = colui che '~하는 사람', 항상 3인칭 단수 동사: come chi ha visto '본 적 있는 사람처럼'.</w:t>
+        <w:t>chi = colui che, 항상 3인칭 단수 동사. già '이미'는 조동사와 과거분사 사이에: ha già visto.</w:t>
       </w:r>
     </w:p>
     <w:p>
@@ -16514,7 +16525,7 @@
           <w:color w:val="262626"/>
           <w:sz w:val="18"/>
         </w:rPr>
-        <w:t>직설법 현재(Indicativo presente)(parla) + 직설법 근과거(Passato prossimo)(ha visto) — 과거 경험.</w:t>
+        <w:t>직설법 현재(Indicativo presente) + 근과거(Passato prossimo) — 과거 경험.</w:t>
       </w:r>
     </w:p>
     <w:p>
@@ -20570,7 +20581,7 @@
           <w:color w:val="1A1A1A"/>
           <w:sz w:val="22"/>
         </w:rPr>
-        <w:t xml:space="preserve">   Francesco, lei domani torna anche lei?</w:t>
+        <w:t xml:space="preserve">   Francesco, domani torna anche lei?</w:t>
       </w:r>
     </w:p>
     <w:p>
@@ -20640,6 +20651,30 @@
         </w:rPr>
         <w:t xml:space="preserve"> — 부사 · 내일</w:t>
       </w:r>
+      <w:r>
+        <w:rPr>
+          <w:b w:val="0"/>
+          <w:color w:val="262626"/>
+          <w:sz w:val="18"/>
+        </w:rPr>
+        <w:t xml:space="preserve"> · </w:t>
+      </w:r>
+      <w:r>
+        <w:rPr>
+          <w:b/>
+          <w:color w:val="262626"/>
+          <w:sz w:val="18"/>
+        </w:rPr>
+        <w:t>anche</w:t>
+      </w:r>
+      <w:r>
+        <w:rPr>
+          <w:b w:val="0"/>
+          <w:color w:val="262626"/>
+          <w:sz w:val="18"/>
+        </w:rPr>
+        <w:t xml:space="preserve"> — 부사 · ~도</w:t>
+      </w:r>
     </w:p>
     <w:p>
       <w:pPr>
@@ -20661,7 +20696,7 @@
           <w:color w:val="262626"/>
           <w:sz w:val="18"/>
         </w:rPr>
-        <w:t>Lei 존칭은 3인칭 단수: lei torna. anche lei '당신도'. 현재형으로 가까운 미래를 묻는다.</w:t>
+        <w:t>Lei 존칭은 3인칭 단수: torna. anche lei '당신도' — 강조할 때 주어 대명사를 뒤에 둔다. 현재형으로 가까운 미래를 묻는다.</w:t>
       </w:r>
     </w:p>
     <w:p>
@@ -20684,7 +20719,7 @@
           <w:color w:val="262626"/>
           <w:sz w:val="18"/>
         </w:rPr>
-        <w:t>lei ... anche lei: 주어를 두 번 반복한 소피아의 서툰 듯 자연스러운 구어.</w:t>
+        <w:t>Torna anche lei?: '당신도 오세요?' — 정중한 확인 질문.</w:t>
       </w:r>
     </w:p>
     <w:p>
@@ -20922,7 +20957,7 @@
           <w:color w:val="1A1A1A"/>
           <w:sz w:val="22"/>
         </w:rPr>
-        <w:t xml:space="preserve">   I numeri, e neanche la verità, signor Francesco.</w:t>
+        <w:t xml:space="preserve">   Né i numeri né la verità, signor Francesco.</w:t>
       </w:r>
     </w:p>
     <w:p>
@@ -20935,7 +20970,7 @@
           <w:color w:val="808080"/>
           <w:sz w:val="18"/>
         </w:rPr>
-        <w:t>숫자도요, 그리고 진실도 기다려주지 않죠, 프란체스코 씨.</w:t>
+        <w:t>숫자도, 진실도 기다려주지 않죠, 프란체스코 씨.</w:t>
       </w:r>
     </w:p>
     <w:p>
@@ -20958,6 +20993,30 @@
           <w:color w:val="262626"/>
           <w:sz w:val="18"/>
         </w:rPr>
+        <w:t>né ... né</w:t>
+      </w:r>
+      <w:r>
+        <w:rPr>
+          <w:b w:val="0"/>
+          <w:color w:val="262626"/>
+          <w:sz w:val="18"/>
+        </w:rPr>
+        <w:t xml:space="preserve"> — 접속사 · ~도 ~도 아니다</w:t>
+      </w:r>
+      <w:r>
+        <w:rPr>
+          <w:b w:val="0"/>
+          <w:color w:val="262626"/>
+          <w:sz w:val="18"/>
+        </w:rPr>
+        <w:t xml:space="preserve"> · </w:t>
+      </w:r>
+      <w:r>
+        <w:rPr>
+          <w:b/>
+          <w:color w:val="262626"/>
+          <w:sz w:val="18"/>
+        </w:rPr>
         <w:t>numeri</w:t>
       </w:r>
       <w:r>
@@ -20982,30 +21041,6 @@
           <w:color w:val="262626"/>
           <w:sz w:val="18"/>
         </w:rPr>
-        <w:t>neanche</w:t>
-      </w:r>
-      <w:r>
-        <w:rPr>
-          <w:b w:val="0"/>
-          <w:color w:val="262626"/>
-          <w:sz w:val="18"/>
-        </w:rPr>
-        <w:t xml:space="preserve"> — 부사 · ~도 (아니다)</w:t>
-      </w:r>
-      <w:r>
-        <w:rPr>
-          <w:b w:val="0"/>
-          <w:color w:val="262626"/>
-          <w:sz w:val="18"/>
-        </w:rPr>
-        <w:t xml:space="preserve"> · </w:t>
-      </w:r>
-      <w:r>
-        <w:rPr>
-          <w:b/>
-          <w:color w:val="262626"/>
-          <w:sz w:val="18"/>
-        </w:rPr>
         <w:t>verità</w:t>
       </w:r>
       <w:r>
@@ -21037,7 +21072,7 @@
           <w:color w:val="262626"/>
           <w:sz w:val="18"/>
         </w:rPr>
-        <w:t>neanche: 부정문에서 '~도 역시 아니다'. 앞 문장의 non aspettano를 생략해서 이어받은 구조.</w:t>
+        <w:t>né ... né: '~도 ~도 (아니다)'. 앞 문장의 non aspettano를 생략해서 이어받은 구조.</w:t>
       </w:r>
     </w:p>
     <w:p>
@@ -21060,7 +21095,7 @@
           <w:color w:val="262626"/>
           <w:sz w:val="18"/>
         </w:rPr>
-        <w:t>진실도 기다려주지 않는다 — 프란체스코의 정체를 겨냥한 갈릴레오의 은근한 경고.</w:t>
+        <w:t>진실도 기다려주지 않는다 — 프란체스코를 겨냥한 갈릴레오의 은근한 경고.</w:t>
       </w:r>
     </w:p>
     <w:p>
@@ -21083,7 +21118,7 @@
           <w:color w:val="262626"/>
           <w:sz w:val="18"/>
         </w:rPr>
-        <w:t>동사 없음(명사문·감탄) — 앞 문장 동사 생략.</w:t>
+        <w:t>동사 없음(생략문) — 앞 문장 동사 생략.</w:t>
       </w:r>
     </w:p>
     <w:p>
@@ -21875,7 +21910,7 @@
           <w:color w:val="808080"/>
           <w:sz w:val="18"/>
         </w:rPr>
-        <w:t>내가 데려다줄게요, 요란다, 계단이 가파르니까요.</w:t>
+        <w:t>아래까지 바래다 드릴게요, 요란다, 계단이 가파르니까요.</w:t>
       </w:r>
     </w:p>
     <w:p>
